--- a/week - 1/Exercise-1-Control-Structures/WEEK 1 - control structures.docx
+++ b/week - 1/Exercise-1-Control-Structures/WEEK 1 - control structures.docx
@@ -66,6 +66,156 @@
                     <a:xfrm>
                       <a:off x="0" y="0"/>
                       <a:ext cx="5731510" cy="2813685"/>
+                    </a:xfrm>
+                    <a:prstGeom prst="rect">
+                      <a:avLst/>
+                    </a:prstGeom>
+                  </pic:spPr>
+                </pic:pic>
+              </a:graphicData>
+            </a:graphic>
+          </wp:inline>
+        </w:drawing>
+      </w:r>
+      <w:r>
+        <w:lastRenderedPageBreak/>
+        <w:drawing>
+          <wp:inline distT="0" distB="0" distL="0" distR="0" wp14:anchorId="37BC9223" wp14:editId="5FB0E6F2">
+            <wp:extent cx="5731510" cy="3954780"/>
+            <wp:effectExtent l="0" t="0" r="2540" b="7620"/>
+            <wp:docPr id="406614750" name="Picture 1"/>
+            <wp:cNvGraphicFramePr>
+              <a:graphicFrameLocks xmlns:a="http://schemas.openxmlformats.org/drawingml/2006/main" noChangeAspect="1"/>
+            </wp:cNvGraphicFramePr>
+            <a:graphic xmlns:a="http://schemas.openxmlformats.org/drawingml/2006/main">
+              <a:graphicData uri="http://schemas.openxmlformats.org/drawingml/2006/picture">
+                <pic:pic xmlns:pic="http://schemas.openxmlformats.org/drawingml/2006/picture">
+                  <pic:nvPicPr>
+                    <pic:cNvPr id="406614750" name=""/>
+                    <pic:cNvPicPr/>
+                  </pic:nvPicPr>
+                  <pic:blipFill>
+                    <a:blip r:embed="rId6"/>
+                    <a:stretch>
+                      <a:fillRect/>
+                    </a:stretch>
+                  </pic:blipFill>
+                  <pic:spPr>
+                    <a:xfrm>
+                      <a:off x="0" y="0"/>
+                      <a:ext cx="5731510" cy="3954780"/>
+                    </a:xfrm>
+                    <a:prstGeom prst="rect">
+                      <a:avLst/>
+                    </a:prstGeom>
+                  </pic:spPr>
+                </pic:pic>
+              </a:graphicData>
+            </a:graphic>
+          </wp:inline>
+        </w:drawing>
+      </w:r>
+      <w:r>
+        <w:drawing>
+          <wp:inline distT="0" distB="0" distL="0" distR="0" wp14:anchorId="6C02A157" wp14:editId="3A19455F">
+            <wp:extent cx="5731510" cy="3101975"/>
+            <wp:effectExtent l="0" t="0" r="2540" b="3175"/>
+            <wp:docPr id="166187633" name="Picture 1"/>
+            <wp:cNvGraphicFramePr>
+              <a:graphicFrameLocks xmlns:a="http://schemas.openxmlformats.org/drawingml/2006/main" noChangeAspect="1"/>
+            </wp:cNvGraphicFramePr>
+            <a:graphic xmlns:a="http://schemas.openxmlformats.org/drawingml/2006/main">
+              <a:graphicData uri="http://schemas.openxmlformats.org/drawingml/2006/picture">
+                <pic:pic xmlns:pic="http://schemas.openxmlformats.org/drawingml/2006/picture">
+                  <pic:nvPicPr>
+                    <pic:cNvPr id="166187633" name=""/>
+                    <pic:cNvPicPr/>
+                  </pic:nvPicPr>
+                  <pic:blipFill>
+                    <a:blip r:embed="rId7"/>
+                    <a:stretch>
+                      <a:fillRect/>
+                    </a:stretch>
+                  </pic:blipFill>
+                  <pic:spPr>
+                    <a:xfrm>
+                      <a:off x="0" y="0"/>
+                      <a:ext cx="5731510" cy="3101975"/>
+                    </a:xfrm>
+                    <a:prstGeom prst="rect">
+                      <a:avLst/>
+                    </a:prstGeom>
+                  </pic:spPr>
+                </pic:pic>
+              </a:graphicData>
+            </a:graphic>
+          </wp:inline>
+        </w:drawing>
+      </w:r>
+      <w:r>
+        <w:lastRenderedPageBreak/>
+        <w:drawing>
+          <wp:inline distT="0" distB="0" distL="0" distR="0" wp14:anchorId="2431A825" wp14:editId="619D9D67">
+            <wp:extent cx="5731510" cy="4111625"/>
+            <wp:effectExtent l="0" t="0" r="2540" b="3175"/>
+            <wp:docPr id="1195202303" name="Picture 1"/>
+            <wp:cNvGraphicFramePr>
+              <a:graphicFrameLocks xmlns:a="http://schemas.openxmlformats.org/drawingml/2006/main" noChangeAspect="1"/>
+            </wp:cNvGraphicFramePr>
+            <a:graphic xmlns:a="http://schemas.openxmlformats.org/drawingml/2006/main">
+              <a:graphicData uri="http://schemas.openxmlformats.org/drawingml/2006/picture">
+                <pic:pic xmlns:pic="http://schemas.openxmlformats.org/drawingml/2006/picture">
+                  <pic:nvPicPr>
+                    <pic:cNvPr id="1195202303" name=""/>
+                    <pic:cNvPicPr/>
+                  </pic:nvPicPr>
+                  <pic:blipFill>
+                    <a:blip r:embed="rId8"/>
+                    <a:stretch>
+                      <a:fillRect/>
+                    </a:stretch>
+                  </pic:blipFill>
+                  <pic:spPr>
+                    <a:xfrm>
+                      <a:off x="0" y="0"/>
+                      <a:ext cx="5731510" cy="4111625"/>
+                    </a:xfrm>
+                    <a:prstGeom prst="rect">
+                      <a:avLst/>
+                    </a:prstGeom>
+                  </pic:spPr>
+                </pic:pic>
+              </a:graphicData>
+            </a:graphic>
+          </wp:inline>
+        </w:drawing>
+      </w:r>
+      <w:r>
+        <w:drawing>
+          <wp:inline distT="0" distB="0" distL="0" distR="0" wp14:anchorId="66D25975" wp14:editId="0C13DFEE">
+            <wp:extent cx="5731510" cy="3265170"/>
+            <wp:effectExtent l="0" t="0" r="2540" b="0"/>
+            <wp:docPr id="1494985470" name="Picture 1"/>
+            <wp:cNvGraphicFramePr>
+              <a:graphicFrameLocks xmlns:a="http://schemas.openxmlformats.org/drawingml/2006/main" noChangeAspect="1"/>
+            </wp:cNvGraphicFramePr>
+            <a:graphic xmlns:a="http://schemas.openxmlformats.org/drawingml/2006/main">
+              <a:graphicData uri="http://schemas.openxmlformats.org/drawingml/2006/picture">
+                <pic:pic xmlns:pic="http://schemas.openxmlformats.org/drawingml/2006/picture">
+                  <pic:nvPicPr>
+                    <pic:cNvPr id="1494985470" name=""/>
+                    <pic:cNvPicPr/>
+                  </pic:nvPicPr>
+                  <pic:blipFill>
+                    <a:blip r:embed="rId9"/>
+                    <a:stretch>
+                      <a:fillRect/>
+                    </a:stretch>
+                  </pic:blipFill>
+                  <pic:spPr>
+                    <a:xfrm>
+                      <a:off x="0" y="0"/>
+                      <a:ext cx="5731510" cy="3265170"/>
                     </a:xfrm>
                     <a:prstGeom prst="rect">
                       <a:avLst/>
